--- a/policies/build/rewrite_reference/HCO_COP_14_v2_REWRITE_DRAFT.docx
+++ b/policies/build/rewrite_reference/HCO_COP_14_v2_REWRITE_DRAFT.docx
@@ -1947,14 +1947,6 @@
         <w:pStyle w:val="ListNumber"/>
       </w:pPr>
       <w:r>
-        <w:t>Guidebook interpretation supplied for COP.14.a through COP.14.j.</w:t>
-      </w:r>
-    </w:p>
-    <w:p>
-      <w:pPr>
-        <w:pStyle w:val="ListNumber"/>
-      </w:pPr>
-      <w:r>
         <w:t>NABH guidelines for OT air-conditioning (reference for COP.14.j environmental surveillance).</w:t>
       </w:r>
     </w:p>
